--- a/docs/Client Service Agreement — Template.docx
+++ b/docs/Client Service Agreement — Template.docx
@@ -2584,28 +2584,32 @@
       <w:pPr>
         <w:pStyle w:val="ListBullet"/>
         <w:spacing w:before="0" w:after="80"/>
+        <w:spacing w:before="0" w:after="80"/>
       </w:pPr>
       <w:r>
         <w:rPr>
           <w:rFonts w:ascii="Arial" w:hAnsi="Arial"/>
+          <w:b w:val="0"/>
           <w:color w:val="1C1C1A"/>
           <w:sz w:val="22"/>
         </w:rPr>
-        <w:t>Your lead data in Google Sheets stays in your Google account</w:t>
+        <w:t>You will receive a full export of your lead data (CSV) at the time of cancellation. The Google Sheet will then be closed and your data deleted from my account.</w:t>
       </w:r>
     </w:p>
     <w:p>
       <w:pPr>
         <w:pStyle w:val="ListBullet"/>
         <w:spacing w:before="0" w:after="80"/>
+        <w:spacing w:before="0" w:after="80"/>
       </w:pPr>
       <w:r>
         <w:rPr>
           <w:rFonts w:ascii="Arial" w:hAnsi="Arial"/>
-          <w:color w:val="1C1C1A"/>
           <w:sz w:val="22"/>
+          <w:szCs w:val="22"/>
+          <w:color w:val="1c1c1a"/>
         </w:rPr>
-        <w:t>Your website may be taken offline after the end of the final paid period</w:t>
+        <w:t xml:space="preserve">Your lead intake form will be updated to forward new submissions directly to your email as an offboarding courtesy — so you are not left with a broken form on your site. The full managed service (instant text alerts, organized lead log, monthly reports, and GBP audits) stops with the subscription.</w:t>
       </w:r>
     </w:p>
     <w:p>

--- a/docs/Client Service Agreement — Template.docx
+++ b/docs/Client Service Agreement — Template.docx
@@ -2195,7 +2195,16 @@
           <w:color w:val="1C1C1A"/>
           <w:sz w:val="22"/>
         </w:rPr>
-        <w:t>In plain terms: your business information, your leads, and your domain are yours — always. The website code I write is mine, but you have full use of it while this agreement is active. If you cancel, you keep your domain and your lead data, but I am not obligated to hand over the underlying code.</w:t>
+        <w:t>In plain terms: your business information and your leads are yours — always. The website code I write is mine, but you have full use of it while this agreement is active. If you cancel, you keep your lead data, but I am not obligated to hand over the underlying code.</w:t>
+        <w:br/>
+        <w:br/>
+        <w:t>Domain ownership depends on the option selected at onboarding:</w:t>
+        <w:br/>
+        <w:br/>
+        <w:t>Option A — Client-Owned Domain: If you purchased your own domain, it is yours entirely. I have no control over it and no action is needed at cancellation.</w:t>
+        <w:br/>
+        <w:br/>
+        <w:t>Option B — Fully Managed Domain: If I purchased the domain on your behalf as part of a fully managed setup, the domain is registered in my name for the duration of the service. It is purchased for your business and will be transferred to a registrar account you provide upon cancellation at no cost to you. I am not permitted to let it expire, sell it, or use it for any purpose other than your website.</w:t>
       </w:r>
     </w:p>
     <w:p>
@@ -2577,7 +2586,7 @@
           <w:color w:val="1C1C1A"/>
           <w:sz w:val="22"/>
         </w:rPr>
-        <w:t>Your domain remains yours — I have no control over it</w:t>
+        <w:t>Your domain: if you own it, it remains yours with no action needed. If I purchased it on your behalf (Fully Managed option), I will transfer it to a registrar account you provide within 5 business days of cancellation — at no cost.</w:t>
       </w:r>
     </w:p>
     <w:p>
